--- a/Online Resources Links.docx
+++ b/Online Resources Links.docx
@@ -35,19 +35,7 @@
           <w:rPr>
             <w:rStyle w:val="Hyperlink"/>
           </w:rPr>
-          <w:t>https://</w:t>
-        </w:r>
-        <w:r>
-          <w:rPr>
-            <w:rStyle w:val="Hyperlink"/>
-          </w:rPr>
-          <w:t>g</w:t>
-        </w:r>
-        <w:r>
-          <w:rPr>
-            <w:rStyle w:val="Hyperlink"/>
-          </w:rPr>
-          <w:t>ithub.com/JosephRidge/python101.git</w:t>
+          <w:t>https://github.com/JosephRidge/python101.git</w:t>
         </w:r>
       </w:hyperlink>
     </w:p>
@@ -70,7 +58,7 @@
             <w:color w:val="1155CC"/>
             <w:shd w:val="clear" w:color="auto" w:fill="FFFFFF"/>
           </w:rPr>
-          <w:t>https://meet.google.c</w:t>
+          <w:t>https://meet.google.com/iio-hyvu-bnk?authuser=5&amp;pageI</w:t>
         </w:r>
         <w:r>
           <w:rPr>
@@ -79,7 +67,7 @@
             <w:color w:val="1155CC"/>
             <w:shd w:val="clear" w:color="auto" w:fill="FFFFFF"/>
           </w:rPr>
-          <w:t>o</w:t>
+          <w:t>d</w:t>
         </w:r>
         <w:r>
           <w:rPr>
@@ -88,7 +76,7 @@
             <w:color w:val="1155CC"/>
             <w:shd w:val="clear" w:color="auto" w:fill="FFFFFF"/>
           </w:rPr>
-          <w:t>m/iio-hyvu-bnk?authuser=5&amp;pageId=none</w:t>
+          <w:t>=none</w:t>
         </w:r>
       </w:hyperlink>
     </w:p>
@@ -102,16 +90,7 @@
             <w:color w:val="1155CC"/>
             <w:shd w:val="clear" w:color="auto" w:fill="FFFFFF"/>
           </w:rPr>
-          <w:t>https://meet.google.com/iio-hyvu-bnk?authuser=5&amp;pageId=non</w:t>
-        </w:r>
-        <w:r>
-          <w:rPr>
-            <w:rStyle w:val="Hyperlink"/>
-            <w:rFonts w:ascii="Arial" w:hAnsi="Arial" w:cs="Arial"/>
-            <w:color w:val="1155CC"/>
-            <w:shd w:val="clear" w:color="auto" w:fill="FFFFFF"/>
-          </w:rPr>
-          <w:t>e</w:t>
+          <w:t>https://meet.google.com/iio-hyvu-bnk?authuser=5&amp;pageId=none</w:t>
         </w:r>
       </w:hyperlink>
     </w:p>
@@ -139,7 +118,7 @@
     </w:p>
     <w:p/>
     <w:p>
-      <w:hyperlink r:id="rId11" w:history="1">
+      <w:hyperlink r:id="rId11" w:anchor="the-range-function" w:history="1">
         <w:r>
           <w:rPr>
             <w:rStyle w:val="Hyperlink"/>
@@ -187,23 +166,83 @@
           <w:rPr>
             <w:rStyle w:val="Hyperlink"/>
           </w:rPr>
-          <w:t>https://drive.google.com/drive/u/2/folde</w:t>
-        </w:r>
-        <w:r>
-          <w:rPr>
-            <w:rStyle w:val="Hyperlink"/>
-          </w:rPr>
-          <w:t>r</w:t>
-        </w:r>
-        <w:r>
-          <w:rPr>
-            <w:rStyle w:val="Hyperlink"/>
-          </w:rPr>
-          <w:t>s/1yKVSfVAAWDfwdwRgAWtJHzopoLKHrg1b</w:t>
+          <w:t>https://drive.google.com/drive/u/2/folders/1yKVSfVAAWDfwdwRgAWtJHzopoLKHrg1b</w:t>
         </w:r>
       </w:hyperlink>
     </w:p>
     <w:p/>
+    <w:p/>
+    <w:p>
+      <w:hyperlink r:id="rId15" w:history="1">
+        <w:r>
+          <w:rPr>
+            <w:rStyle w:val="Hyperlink"/>
+          </w:rPr>
+          <w:t>https://elicit.com/</w:t>
+        </w:r>
+      </w:hyperlink>
+      <w:r>
+        <w:t xml:space="preserve"> AI for Research and Development</w:t>
+      </w:r>
+    </w:p>
+    <w:p/>
+    <w:p/>
+    <w:p>
+      <w:r>
+        <w:t>NOTEBOOK RESEARCH PAPERS</w:t>
+      </w:r>
+    </w:p>
+    <w:p>
+      <w:r>
+        <w:t>Logistic regression</w:t>
+      </w:r>
+    </w:p>
+    <w:p>
+      <w:hyperlink r:id="rId16" w:history="1">
+        <w:r>
+          <w:rPr>
+            <w:rStyle w:val="Hyperlink"/>
+          </w:rPr>
+          <w:t>https://notebooklm.google.com/notebook/e74d81b1-64d5-4088-a1ba-8bbaa2811795?authuser=5</w:t>
+        </w:r>
+      </w:hyperlink>
+    </w:p>
+    <w:p/>
+    <w:p>
+      <w:r>
+        <w:t>https://elicit.com/find-papers/f0c83851-8458-42eb-b61d-8d8de4de89c6</w:t>
+      </w:r>
+    </w:p>
+    <w:p/>
+    <w:p>
+      <w:r>
+        <w:t>Linear regression</w:t>
+      </w:r>
+    </w:p>
+    <w:p>
+      <w:hyperlink r:id="rId17" w:history="1">
+        <w:r>
+          <w:rPr>
+            <w:rStyle w:val="Hyperlink"/>
+          </w:rPr>
+          <w:t>https://notebooklm.google.com/notebook/39f2acb3-5b72-422f-a98e-016b8e505d81?authuser=5</w:t>
+        </w:r>
+      </w:hyperlink>
+    </w:p>
+    <w:p/>
+    <w:p/>
+    <w:p/>
+    <w:p>
+      <w:r>
+        <w:t>Linear regression assumptions assignment</w:t>
+      </w:r>
+    </w:p>
+    <w:p>
+      <w:r>
+        <w:lastRenderedPageBreak/>
+        <w:t>Test assumptions first</w:t>
+      </w:r>
+    </w:p>
     <w:sectPr>
       <w:pgSz w:w="11906" w:h="16838"/>
       <w:pgMar w:top="1440" w:right="1440" w:bottom="1440" w:left="1440" w:header="708" w:footer="708" w:gutter="0"/>
@@ -811,6 +850,7 @@
   <w:style w:type="character" w:default="1" w:styleId="DefaultParagraphFont">
     <w:name w:val="Default Paragraph Font"/>
     <w:uiPriority w:val="1"/>
+    <w:semiHidden/>
     <w:unhideWhenUsed/>
   </w:style>
   <w:style w:type="table" w:default="1" w:styleId="TableNormal">

--- a/Online Resources Links.docx
+++ b/Online Resources Links.docx
@@ -151,17 +151,34 @@
     </w:p>
     <w:p/>
     <w:p>
-      <w:r>
-        <w:t>https://docs.python.org/3/tutorial/datastructures.html</w:t>
-      </w:r>
-    </w:p>
+      <w:hyperlink r:id="rId14" w:history="1">
+        <w:r>
+          <w:rPr>
+            <w:rStyle w:val="Hyperlink"/>
+          </w:rPr>
+          <w:t>https://docs.python.org/3/tutorial/datastructures.html</w:t>
+        </w:r>
+      </w:hyperlink>
+    </w:p>
+    <w:p/>
+    <w:p>
+      <w:hyperlink r:id="rId15" w:history="1">
+        <w:r>
+          <w:rPr>
+            <w:rStyle w:val="Hyperlink"/>
+          </w:rPr>
+          <w:t>https://www.datacamp.com/tutorial/decision-tree-classification-python</w:t>
+        </w:r>
+      </w:hyperlink>
+    </w:p>
+    <w:p/>
     <w:p/>
     <w:p/>
     <w:p>
       <w:r>
         <w:t xml:space="preserve">Books: </w:t>
       </w:r>
-      <w:hyperlink r:id="rId14" w:history="1">
+      <w:hyperlink r:id="rId16" w:history="1">
         <w:r>
           <w:rPr>
             <w:rStyle w:val="Hyperlink"/>
@@ -173,7 +190,7 @@
     <w:p/>
     <w:p/>
     <w:p>
-      <w:hyperlink r:id="rId15" w:history="1">
+      <w:hyperlink r:id="rId17" w:history="1">
         <w:r>
           <w:rPr>
             <w:rStyle w:val="Hyperlink"/>
@@ -198,7 +215,7 @@
       </w:r>
     </w:p>
     <w:p>
-      <w:hyperlink r:id="rId16" w:history="1">
+      <w:hyperlink r:id="rId18" w:history="1">
         <w:r>
           <w:rPr>
             <w:rStyle w:val="Hyperlink"/>
@@ -220,7 +237,7 @@
       </w:r>
     </w:p>
     <w:p>
-      <w:hyperlink r:id="rId17" w:history="1">
+      <w:hyperlink r:id="rId19" w:history="1">
         <w:r>
           <w:rPr>
             <w:rStyle w:val="Hyperlink"/>
@@ -229,7 +246,6 @@
         </w:r>
       </w:hyperlink>
     </w:p>
-    <w:p/>
     <w:p/>
     <w:p/>
     <w:p>
@@ -239,7 +255,6 @@
     </w:p>
     <w:p>
       <w:r>
-        <w:lastRenderedPageBreak/>
         <w:t>Test assumptions first</w:t>
       </w:r>
     </w:p>

--- a/Online Resources Links.docx
+++ b/Online Resources Links.docx
@@ -258,6 +258,20 @@
         <w:t>Test assumptions first</w:t>
       </w:r>
     </w:p>
+    <w:p/>
+    <w:p/>
+    <w:p/>
+    <w:p>
+      <w:hyperlink r:id="rId20" w:history="1">
+        <w:r>
+          <w:rPr>
+            <w:rStyle w:val="Hyperlink"/>
+          </w:rPr>
+          <w:t>https://youtu.be/2ylELcRjakM?si=dhI00olxxVmb4Oqk</w:t>
+        </w:r>
+      </w:hyperlink>
+    </w:p>
+    <w:p/>
     <w:sectPr>
       <w:pgSz w:w="11906" w:h="16838"/>
       <w:pgMar w:top="1440" w:right="1440" w:bottom="1440" w:left="1440" w:header="708" w:footer="708" w:gutter="0"/>

--- a/Online Resources Links.docx
+++ b/Online Resources Links.docx
@@ -58,8 +58,13 @@
             <w:color w:val="1155CC"/>
             <w:shd w:val="clear" w:color="auto" w:fill="FFFFFF"/>
           </w:rPr>
-          <w:t>https://meet.google.com/iio-hyvu-bnk?authuser=5&amp;pageI</w:t>
-        </w:r>
+          <w:t>https://meet.google.com/iio-hyvu-bnk?authuser=5&amp;pageId=none</w:t>
+        </w:r>
+      </w:hyperlink>
+    </w:p>
+    <w:p/>
+    <w:p>
+      <w:hyperlink r:id="rId8" w:tgtFrame="_blank" w:history="1">
         <w:r>
           <w:rPr>
             <w:rStyle w:val="Hyperlink"/>
@@ -67,29 +72,6 @@
             <w:color w:val="1155CC"/>
             <w:shd w:val="clear" w:color="auto" w:fill="FFFFFF"/>
           </w:rPr>
-          <w:t>d</w:t>
-        </w:r>
-        <w:r>
-          <w:rPr>
-            <w:rStyle w:val="Hyperlink"/>
-            <w:rFonts w:ascii="Arial" w:hAnsi="Arial" w:cs="Arial"/>
-            <w:color w:val="1155CC"/>
-            <w:shd w:val="clear" w:color="auto" w:fill="FFFFFF"/>
-          </w:rPr>
-          <w:t>=none</w:t>
-        </w:r>
-      </w:hyperlink>
-    </w:p>
-    <w:p/>
-    <w:p>
-      <w:hyperlink r:id="rId8" w:tgtFrame="_blank" w:history="1">
-        <w:r>
-          <w:rPr>
-            <w:rStyle w:val="Hyperlink"/>
-            <w:rFonts w:ascii="Arial" w:hAnsi="Arial" w:cs="Arial"/>
-            <w:color w:val="1155CC"/>
-            <w:shd w:val="clear" w:color="auto" w:fill="FFFFFF"/>
-          </w:rPr>
           <w:t>https://meet.google.com/iio-hyvu-bnk?authuser=5&amp;pageId=none</w:t>
         </w:r>
       </w:hyperlink>
@@ -172,7 +154,11 @@
       </w:hyperlink>
     </w:p>
     <w:p/>
-    <w:p/>
+    <w:p>
+      <w:r>
+        <w:t>https://www.datacamp.com/tutorial/decision-tree-classification-python</w:t>
+      </w:r>
+    </w:p>
     <w:p/>
     <w:p>
       <w:r>
@@ -188,9 +174,19 @@
       </w:hyperlink>
     </w:p>
     <w:p/>
-    <w:p/>
-    <w:p>
-      <w:hyperlink r:id="rId17" w:history="1">
+    <w:p>
+      <w:hyperlink r:id="rId17" w:tgtFrame="_blank" w:history="1">
+        <w:r>
+          <w:rPr>
+            <w:rStyle w:val="Hyperlink"/>
+          </w:rPr>
+          <w:t>https://www.ncbi.nlm.nih.gov/books/NBK493614/</w:t>
+        </w:r>
+      </w:hyperlink>
+    </w:p>
+    <w:p/>
+    <w:p>
+      <w:hyperlink r:id="rId18" w:history="1">
         <w:r>
           <w:rPr>
             <w:rStyle w:val="Hyperlink"/>
@@ -215,7 +211,7 @@
       </w:r>
     </w:p>
     <w:p>
-      <w:hyperlink r:id="rId18" w:history="1">
+      <w:hyperlink r:id="rId19" w:history="1">
         <w:r>
           <w:rPr>
             <w:rStyle w:val="Hyperlink"/>
@@ -237,7 +233,7 @@
       </w:r>
     </w:p>
     <w:p>
-      <w:hyperlink r:id="rId19" w:history="1">
+      <w:hyperlink r:id="rId20" w:history="1">
         <w:r>
           <w:rPr>
             <w:rStyle w:val="Hyperlink"/>
@@ -262,12 +258,27 @@
     <w:p/>
     <w:p/>
     <w:p>
-      <w:hyperlink r:id="rId20" w:history="1">
+      <w:hyperlink r:id="rId21" w:history="1">
         <w:r>
           <w:rPr>
             <w:rStyle w:val="Hyperlink"/>
           </w:rPr>
           <w:t>https://youtu.be/2ylELcRjakM?si=dhI00olxxVmb4Oqk</w:t>
+        </w:r>
+      </w:hyperlink>
+    </w:p>
+    <w:p/>
+    <w:p/>
+    <w:p>
+      <w:r>
+        <w:t xml:space="preserve">Good Read - </w:t>
+      </w:r>
+      <w:hyperlink r:id="rId22" w:anchor="15.-Find-important-features-with-Random-Forest-model-" w:history="1">
+        <w:r>
+          <w:rPr>
+            <w:rStyle w:val="Hyperlink"/>
+          </w:rPr>
+          <w:t>https://www.kaggle.com/code/prashant111/random-forest-classifier-tutorial#15.-Find-important-features-with-Random-Forest-model-</w:t>
         </w:r>
       </w:hyperlink>
     </w:p>
@@ -879,7 +890,6 @@
   <w:style w:type="character" w:default="1" w:styleId="DefaultParagraphFont">
     <w:name w:val="Default Paragraph Font"/>
     <w:uiPriority w:val="1"/>
-    <w:semiHidden/>
     <w:unhideWhenUsed/>
   </w:style>
   <w:style w:type="table" w:default="1" w:styleId="TableNormal">

--- a/Online Resources Links.docx
+++ b/Online Resources Links.docx
@@ -256,7 +256,6 @@
     </w:p>
     <w:p/>
     <w:p/>
-    <w:p/>
     <w:p>
       <w:hyperlink r:id="rId21" w:history="1">
         <w:r>
@@ -282,6 +281,52 @@
         </w:r>
       </w:hyperlink>
     </w:p>
+    <w:p/>
+    <w:p>
+      <w:hyperlink r:id="rId23" w:history="1">
+        <w:r>
+          <w:rPr>
+            <w:rStyle w:val="Hyperlink"/>
+          </w:rPr>
+          <w:t>https://elicit.com/find-papers/f51ec7d6-7e5a-455e-b2cd-579ad786e060</w:t>
+        </w:r>
+      </w:hyperlink>
+    </w:p>
+    <w:p/>
+    <w:p>
+      <w:hyperlink r:id="rId24" w:history="1">
+        <w:r>
+          <w:rPr>
+            <w:rStyle w:val="Hyperlink"/>
+          </w:rPr>
+          <w:t>https://arxiv.org/pdf/1706.03762</w:t>
+        </w:r>
+      </w:hyperlink>
+    </w:p>
+    <w:p/>
+    <w:p>
+      <w:hyperlink r:id="rId25" w:history="1">
+        <w:r>
+          <w:rPr>
+            <w:rStyle w:val="Hyperlink"/>
+          </w:rPr>
+          <w:t>https://sifnos.iwm-tuebingen.de/dm/papers/Meurers-20.pdf</w:t>
+        </w:r>
+      </w:hyperlink>
+    </w:p>
+    <w:p/>
+    <w:p>
+      <w:hyperlink r:id="rId26" w:history="1">
+        <w:r>
+          <w:rPr>
+            <w:rStyle w:val="Hyperlink"/>
+          </w:rPr>
+          <w:t>https://labex.io/pythoncheatsheet/cheatsheet/regular-expressions</w:t>
+        </w:r>
+      </w:hyperlink>
+    </w:p>
+    <w:p/>
+    <w:p/>
     <w:p/>
     <w:sectPr>
       <w:pgSz w:w="11906" w:h="16838"/>
@@ -890,6 +935,7 @@
   <w:style w:type="character" w:default="1" w:styleId="DefaultParagraphFont">
     <w:name w:val="Default Paragraph Font"/>
     <w:uiPriority w:val="1"/>
+    <w:semiHidden/>
     <w:unhideWhenUsed/>
   </w:style>
   <w:style w:type="table" w:default="1" w:styleId="TableNormal">

--- a/Online Resources Links.docx
+++ b/Online Resources Links.docx
@@ -1,6 +1,6 @@
 
 <file path=word/document.xml><?xml version="1.0" encoding="utf-8"?>
-<w:document xmlns:wpc="http://schemas.microsoft.com/office/word/2010/wordprocessingCanvas" xmlns:cx="http://schemas.microsoft.com/office/drawing/2014/chartex" xmlns:cx1="http://schemas.microsoft.com/office/drawing/2015/9/8/chartex" xmlns:cx2="http://schemas.microsoft.com/office/drawing/2015/10/21/chartex" xmlns:cx3="http://schemas.microsoft.com/office/drawing/2016/5/9/chartex" xmlns:cx4="http://schemas.microsoft.com/office/drawing/2016/5/10/chartex" xmlns:cx5="http://schemas.microsoft.com/office/drawing/2016/5/11/chartex" xmlns:cx6="http://schemas.microsoft.com/office/drawing/2016/5/12/chartex" xmlns:cx7="http://schemas.microsoft.com/office/drawing/2016/5/13/chartex" xmlns:cx8="http://schemas.microsoft.com/office/drawing/2016/5/14/chartex" xmlns:mc="http://schemas.openxmlformats.org/markup-compatibility/2006" xmlns:aink="http://schemas.microsoft.com/office/drawing/2016/ink" xmlns:am3d="http://schemas.microsoft.com/office/drawing/2017/model3d" xmlns:o="urn:schemas-microsoft-com:office:office" xmlns:oel="http://schemas.microsoft.com/office/2019/extlst" xmlns:r="http://schemas.openxmlformats.org/officeDocument/2006/relationships" xmlns:m="http://schemas.openxmlformats.org/officeDocument/2006/math" xmlns:v="urn:schemas-microsoft-com:vml" xmlns:wp14="http://schemas.microsoft.com/office/word/2010/wordprocessingDrawing" xmlns:wp="http://schemas.openxmlformats.org/drawingml/2006/wordprocessingDrawing" xmlns:w10="urn:schemas-microsoft-com:office:word" xmlns:w="http://schemas.openxmlformats.org/wordprocessingml/2006/main" xmlns:w14="http://schemas.microsoft.com/office/word/2010/wordml" xmlns:w15="http://schemas.microsoft.com/office/word/2012/wordml" xmlns:w16cex="http://schemas.microsoft.com/office/word/2018/wordml/cex" xmlns:w16cid="http://schemas.microsoft.com/office/word/2016/wordml/cid" xmlns:w16="http://schemas.microsoft.com/office/word/2018/wordml" xmlns:w16du="http://schemas.microsoft.com/office/word/2023/wordml/word16du" xmlns:w16sdtdh="http://schemas.microsoft.com/office/word/2020/wordml/sdtdatahash" xmlns:w16sdtfl="http://schemas.microsoft.com/office/word/2024/wordml/sdtformatlock" xmlns:w16se="http://schemas.microsoft.com/office/word/2015/wordml/symex" xmlns:wpg="http://schemas.microsoft.com/office/word/2010/wordprocessingGroup" xmlns:wpi="http://schemas.microsoft.com/office/word/2010/wordprocessingInk" xmlns:wne="http://schemas.microsoft.com/office/word/2006/wordml" xmlns:wps="http://schemas.microsoft.com/office/word/2010/wordprocessingShape" mc:Ignorable="w14 w15 w16se w16cid w16 w16cex w16sdtdh w16sdtfl w16du wp14">
+<w:document xmlns:wpc="http://schemas.microsoft.com/office/word/2010/wordprocessingCanvas" xmlns:cx="http://schemas.microsoft.com/office/drawing/2014/chartex" xmlns:cx1="http://schemas.microsoft.com/office/drawing/2015/9/8/chartex" xmlns:cx2="http://schemas.microsoft.com/office/drawing/2015/10/21/chartex" xmlns:cx3="http://schemas.microsoft.com/office/drawing/2016/5/9/chartex" xmlns:cx4="http://schemas.microsoft.com/office/drawing/2016/5/10/chartex" xmlns:cx5="http://schemas.microsoft.com/office/drawing/2016/5/11/chartex" xmlns:cx6="http://schemas.microsoft.com/office/drawing/2016/5/12/chartex" xmlns:cx7="http://schemas.microsoft.com/office/drawing/2016/5/13/chartex" xmlns:cx8="http://schemas.microsoft.com/office/drawing/2016/5/14/chartex" xmlns:mc="http://schemas.openxmlformats.org/markup-compatibility/2006" xmlns:m="http://schemas.openxmlformats.org/officeDocument/2006/math" xmlns:aink="http://schemas.microsoft.com/office/drawing/2016/ink" xmlns:am3d="http://schemas.microsoft.com/office/drawing/2017/model3d" xmlns:oel="http://schemas.microsoft.com/office/2019/extlst" xmlns:r="http://schemas.openxmlformats.org/officeDocument/2006/relationships" xmlns:wp14="http://schemas.microsoft.com/office/word/2010/wordprocessingDrawing" xmlns:wp="http://schemas.openxmlformats.org/drawingml/2006/wordprocessingDrawing" xmlns:wpg="http://schemas.microsoft.com/office/word/2010/wordprocessingGroup" xmlns:wpi="http://schemas.microsoft.com/office/word/2010/wordprocessingInk" xmlns:wps="http://schemas.microsoft.com/office/word/2010/wordprocessingShape" xmlns:o="urn:schemas-microsoft-com:office:office" xmlns:v="urn:schemas-microsoft-com:vml" xmlns:w10="urn:schemas-microsoft-com:office:word" xmlns:w="http://schemas.openxmlformats.org/wordprocessingml/2006/main" xmlns:w14="http://schemas.microsoft.com/office/word/2010/wordml" xmlns:w15="http://schemas.microsoft.com/office/word/2012/wordml" xmlns:w16cex="http://schemas.microsoft.com/office/word/2018/wordml/cex" xmlns:w16cid="http://schemas.microsoft.com/office/word/2016/wordml/cid" xmlns:w16="http://schemas.microsoft.com/office/word/2018/wordml" xmlns:w16sdtdh="http://schemas.microsoft.com/office/word/2020/wordml/sdtdatahash" xmlns:w16sdtfl="http://schemas.microsoft.com/office/word/2024/wordml/sdtformatlock" xmlns:w16se="http://schemas.microsoft.com/office/word/2015/wordml/symex" xmlns:w16du="http://schemas.microsoft.com/office/word/2023/wordml/word16du" xmlns:wne="http://schemas.microsoft.com/office/word/2006/wordml" mc:Ignorable="w14 w15 w16se w16cid w16 w16cex w16sdtdh w16sdtfl w16du wp14">
   <w:body>
     <w:p>
       <w:r>
@@ -326,8 +326,79 @@
       </w:hyperlink>
     </w:p>
     <w:p/>
-    <w:p/>
-    <w:p/>
+    <w:p>
+      <w:hyperlink r:id="rId27" w:tgtFrame="_blank" w:history="1">
+        <w:r>
+          <w:rPr>
+            <w:rStyle w:val="Hyperlink"/>
+          </w:rPr>
+          <w:t>https://docs.langchain.com/</w:t>
+        </w:r>
+      </w:hyperlink>
+    </w:p>
+    <w:p/>
+    <w:p/>
+    <w:p/>
+    <w:p/>
+    <w:p>
+      <w:r>
+        <w:t>projects</w:t>
+      </w:r>
+    </w:p>
+    <w:p>
+      <w:r>
+        <w:t>Joseph Ridge</w:t>
+      </w:r>
+    </w:p>
+    <w:p>
+      <w:r>
+        <w:t>6:41</w:t>
+      </w:r>
+      <w:r>
+        <w:rPr>
+          <w:rFonts w:ascii="Arial" w:hAnsi="Arial" w:cs="Arial"/>
+        </w:rPr>
+        <w:t> </w:t>
+      </w:r>
+      <w:r>
+        <w:t>PM</w:t>
+      </w:r>
+    </w:p>
+    <w:p>
+      <w:r>
+        <w:t>https://github.com/microsoft/ML-For-Beginners</w:t>
+      </w:r>
+    </w:p>
+    <w:p>
+      <w:r>
+        <w:t>https://github.com/ZindiAfrica/Machine-Learning</w:t>
+      </w:r>
+    </w:p>
+    <w:p>
+      <w:r>
+        <w:t>https://github.com/GokuMohandas/Made-With-ML</w:t>
+      </w:r>
+    </w:p>
+    <w:p>
+      <w:r>
+        <w:t>https://github.com/Shubhamsaboo/awesome-llm-apps</w:t>
+      </w:r>
+    </w:p>
+    <w:p>
+      <w:hyperlink r:id="rId28" w:history="1">
+        <w:r>
+          <w:rPr>
+            <w:rStyle w:val="Hyperlink"/>
+          </w:rPr>
+          <w:t>https://github.com/microsoft/generative-ai-for-beginners</w:t>
+        </w:r>
+      </w:hyperlink>
+    </w:p>
+    <w:p>
+      <w:r>
+        <w:t>https://ollama.com/</w:t>
+      </w:r>
+    </w:p>
     <w:sectPr>
       <w:pgSz w:w="11906" w:h="16838"/>
       <w:pgMar w:top="1440" w:right="1440" w:bottom="1440" w:left="1440" w:header="708" w:footer="708" w:gutter="0"/>
@@ -339,7 +410,7 @@
 </file>
 
 <file path=word/styles.xml><?xml version="1.0" encoding="utf-8"?>
-<w:styles xmlns:mc="http://schemas.openxmlformats.org/markup-compatibility/2006" xmlns:r="http://schemas.openxmlformats.org/officeDocument/2006/relationships" xmlns:w="http://schemas.openxmlformats.org/wordprocessingml/2006/main" xmlns:w14="http://schemas.microsoft.com/office/word/2010/wordml" xmlns:w15="http://schemas.microsoft.com/office/word/2012/wordml" xmlns:w16cex="http://schemas.microsoft.com/office/word/2018/wordml/cex" xmlns:w16cid="http://schemas.microsoft.com/office/word/2016/wordml/cid" xmlns:w16="http://schemas.microsoft.com/office/word/2018/wordml" xmlns:w16du="http://schemas.microsoft.com/office/word/2023/wordml/word16du" xmlns:w16sdtdh="http://schemas.microsoft.com/office/word/2020/wordml/sdtdatahash" xmlns:w16sdtfl="http://schemas.microsoft.com/office/word/2024/wordml/sdtformatlock" xmlns:w16se="http://schemas.microsoft.com/office/word/2015/wordml/symex" mc:Ignorable="w14 w15 w16se w16cid w16 w16cex w16sdtdh w16sdtfl w16du">
+<w:styles xmlns:mc="http://schemas.openxmlformats.org/markup-compatibility/2006" xmlns:r="http://schemas.openxmlformats.org/officeDocument/2006/relationships" xmlns:w="http://schemas.openxmlformats.org/wordprocessingml/2006/main" xmlns:w14="http://schemas.microsoft.com/office/word/2010/wordml" xmlns:w15="http://schemas.microsoft.com/office/word/2012/wordml" xmlns:w16cex="http://schemas.microsoft.com/office/word/2018/wordml/cex" xmlns:w16cid="http://schemas.microsoft.com/office/word/2016/wordml/cid" xmlns:w16="http://schemas.microsoft.com/office/word/2018/wordml" xmlns:w16sdtdh="http://schemas.microsoft.com/office/word/2020/wordml/sdtdatahash" xmlns:w16sdtfl="http://schemas.microsoft.com/office/word/2024/wordml/sdtformatlock" xmlns:w16se="http://schemas.microsoft.com/office/word/2015/wordml/symex" xmlns:w16du="http://schemas.microsoft.com/office/word/2023/wordml/word16du" mc:Ignorable="w14 w15 w16se w16cid w16 w16cex w16sdtdh w16sdtfl w16du">
   <w:docDefaults>
     <w:rPrDefault>
       <w:rPr>
